--- a/docs/modeles-dao/DPAO-F.docx
+++ b/docs/modeles-dao/DPAO-F.docx
@@ -955,6 +955,14 @@
               <w:rPr>
                 <w:sz w:val="20"/>
               </w:rPr>
+              <w:t>Niveau exigé : {{B03-CQ-02}}</w:t>
+            </w:r>
+          </w:p>
+          <w:p>
+            <w:r>
+              <w:rPr>
+                <w:sz w:val="20"/>
+              </w:rPr>
               <w:t>3° Une fiche de renseignements relative à sa capacité financière;</w:t>
             </w:r>
           </w:p>
@@ -963,7 +971,23 @@
               <w:rPr>
                 <w:sz w:val="20"/>
               </w:rPr>
+              <w:t>Niveau exigé : {{B03-CQ-03}}</w:t>
+            </w:r>
+          </w:p>
+          <w:p>
+            <w:r>
+              <w:rPr>
+                <w:sz w:val="20"/>
+              </w:rPr>
               <w:t>4° la liste des principaux marchés portant sur des fournitures de même type ou d'un type similaire réalisés au cours des trois dernières années, appuyée des certificats de bonne fin ou PV de réception</w:t>
+            </w:r>
+          </w:p>
+          <w:p>
+            <w:r>
+              <w:rPr>
+                <w:sz w:val="20"/>
+              </w:rPr>
+              <w:t>Pièces exigées : {{B03-CQ-04}}</w:t>
             </w:r>
           </w:p>
           <w:p>

--- a/docs/modeles-dao/DPAO-F.docx
+++ b/docs/modeles-dao/DPAO-F.docx
@@ -903,7 +903,119 @@
               <w:rPr>
                 <w:sz w:val="20"/>
               </w:rPr>
+              <w:t>{{SI:PIECES-OFFRE-LISTE}}</w:t>
+            </w:r>
+          </w:p>
+          <w:p>
+            <w:r>
+              <w:rPr>
+                <w:sz w:val="20"/>
+              </w:rPr>
+              <w:t>{{PIECES.offre}}</w:t>
+            </w:r>
+          </w:p>
+          <w:p>
+            <w:r>
+              <w:rPr>
+                <w:sz w:val="20"/>
+              </w:rPr>
+              <w:t>{{FINSI:PIECES-OFFRE-LISTE}}</w:t>
+            </w:r>
+          </w:p>
+          <w:p>
+            <w:r>
+              <w:rPr>
+                <w:sz w:val="20"/>
+              </w:rPr>
+              <w:t>{{SI:PIECES-OFFRE-TEXTE}}</w:t>
+            </w:r>
+          </w:p>
+          <w:p>
+            <w:r>
+              <w:rPr>
+                <w:sz w:val="20"/>
+              </w:rPr>
               <w:t>{{B04-CO-01}}</w:t>
+            </w:r>
+          </w:p>
+          <w:p>
+            <w:r>
+              <w:rPr>
+                <w:sz w:val="20"/>
+              </w:rPr>
+              <w:t>{{FINSI:PIECES-OFFRE-TEXTE}}</w:t>
+            </w:r>
+          </w:p>
+          <w:p>
+            <w:r>
+              <w:rPr>
+                <w:sz w:val="20"/>
+              </w:rPr>
+              <w:t>{{SI:PIECES-ADM}}</w:t>
+            </w:r>
+          </w:p>
+          <w:p>
+            <w:r>
+              <w:rPr>
+                <w:sz w:val="20"/>
+              </w:rPr>
+              <w:t>Pièces administratives à joindre à l’offre :</w:t>
+            </w:r>
+          </w:p>
+          <w:p>
+            <w:r>
+              <w:rPr>
+                <w:sz w:val="20"/>
+              </w:rPr>
+              <w:t>{{FINSI:PIECES-ADM}}</w:t>
+            </w:r>
+          </w:p>
+          <w:p>
+            <w:r>
+              <w:rPr>
+                <w:sz w:val="20"/>
+              </w:rPr>
+              <w:t>{{SI:PIECES-ADM-LISTE}}</w:t>
+            </w:r>
+          </w:p>
+          <w:p>
+            <w:r>
+              <w:rPr>
+                <w:sz w:val="20"/>
+              </w:rPr>
+              <w:t>{{PIECES.administratives}}</w:t>
+            </w:r>
+          </w:p>
+          <w:p>
+            <w:r>
+              <w:rPr>
+                <w:sz w:val="20"/>
+              </w:rPr>
+              <w:t>{{FINSI:PIECES-ADM-LISTE}}</w:t>
+            </w:r>
+          </w:p>
+          <w:p>
+            <w:r>
+              <w:rPr>
+                <w:sz w:val="20"/>
+              </w:rPr>
+              <w:t>{{SI:PIECES-ADM-TEXTE}}</w:t>
+            </w:r>
+          </w:p>
+          <w:p>
+            <w:r>
+              <w:rPr>
+                <w:sz w:val="20"/>
+              </w:rPr>
+              <w:t>{{B03-CQ-01}}</w:t>
+            </w:r>
+          </w:p>
+          <w:p>
+            <w:r>
+              <w:rPr>
+                <w:sz w:val="20"/>
+              </w:rPr>
+              <w:t>{{FINSI:PIECES-ADM-TEXTE}}</w:t>
             </w:r>
           </w:p>
         </w:tc>

--- a/docs/modeles-dao/DPAO-F.docx
+++ b/docs/modeles-dao/DPAO-F.docx
@@ -2135,6 +2135,14 @@
               <w:rPr>
                 <w:sz w:val="20"/>
               </w:rPr>
+              <w:t>La soumission par la plateforme, effectuée depuis le compte authentifié du candidat et scellée par celle-ci, vaut signature de l'offre et de l'acte d'engagement au sens de l'article 31 du Code. L'attributaire remet l'original signé de son acte d'engagement avant la signature du marché.</w:t>
+            </w:r>
+          </w:p>
+          <w:p>
+            <w:r>
+              <w:rPr>
+                <w:sz w:val="20"/>
+              </w:rPr>
               <w:t>{{FINSI:B04-SE}}</w:t>
             </w:r>
           </w:p>

--- a/docs/modeles-dao/DPAO-F.docx
+++ b/docs/modeles-dao/DPAO-F.docx
@@ -791,6 +791,14 @@
               <w:rPr>
                 <w:sz w:val="20"/>
               </w:rPr>
+              <w:t>{{SI:PAPIER}}</w:t>
+            </w:r>
+          </w:p>
+          <w:p>
+            <w:r>
+              <w:rPr>
+                <w:sz w:val="20"/>
+              </w:rPr>
               <w:t>Adresse</w:t>
             </w:r>
           </w:p>
@@ -815,6 +823,38 @@
               <w:rPr>
                 <w:sz w:val="20"/>
               </w:rPr>
+              <w:t>{{FINSI:PAPIER}}</w:t>
+            </w:r>
+          </w:p>
+          <w:p>
+            <w:r>
+              <w:rPr>
+                <w:sz w:val="20"/>
+              </w:rPr>
+              <w:t>{{SI:B04-SE}}</w:t>
+            </w:r>
+          </w:p>
+          <w:p>
+            <w:r>
+              <w:rPr>
+                <w:sz w:val="20"/>
+              </w:rPr>
+              <w:t>Les demandes d’éclaircissements sont posées sur la plateforme de dépôt : {{B04-SE-02}}. La plateforme n’en reçoit plus au-delà du délai ci-dessous.</w:t>
+            </w:r>
+          </w:p>
+          <w:p>
+            <w:r>
+              <w:rPr>
+                <w:sz w:val="20"/>
+              </w:rPr>
+              <w:t>{{FINSI:B04-SE}}</w:t>
+            </w:r>
+          </w:p>
+          <w:p>
+            <w:r>
+              <w:rPr>
+                <w:sz w:val="20"/>
+              </w:rPr>
               <w:t>Délai pour l'envoi des demandes par les Candidats</w:t>
             </w:r>
           </w:p>
@@ -1927,6 +1967,14 @@
               <w:rPr>
                 <w:sz w:val="20"/>
               </w:rPr>
+              <w:t>{{SI:PAPIER}}</w:t>
+            </w:r>
+          </w:p>
+          <w:p>
+            <w:r>
+              <w:rPr>
+                <w:sz w:val="20"/>
+              </w:rPr>
               <w:t>{{SI:ALLOTI}}</w:t>
             </w:r>
           </w:p>
@@ -2002,6 +2050,62 @@
               <w:t>{{FINSI:ALLOTI}}</w:t>
             </w:r>
           </w:p>
+          <w:p>
+            <w:r>
+              <w:rPr>
+                <w:sz w:val="20"/>
+              </w:rPr>
+              <w:t>{{FINSI:PAPIER}}</w:t>
+            </w:r>
+          </w:p>
+          <w:p>
+            <w:r>
+              <w:rPr>
+                <w:sz w:val="20"/>
+              </w:rPr>
+              <w:t>{{SI:B04-SE}}</w:t>
+            </w:r>
+          </w:p>
+          <w:p>
+            <w:r>
+              <w:rPr>
+                <w:sz w:val="20"/>
+              </w:rPr>
+              <w:t>{{SI:ALLOTI}}</w:t>
+            </w:r>
+          </w:p>
+          <w:p>
+            <w:r>
+              <w:rPr>
+                <w:sz w:val="20"/>
+              </w:rPr>
+              <w:t>les offres devront être présentées séparément pour chacun des lots</w:t>
+            </w:r>
+          </w:p>
+          <w:p>
+            <w:r>
+              <w:rPr>
+                <w:sz w:val="20"/>
+              </w:rPr>
+              <w:t>{{FINSI:ALLOTI}}</w:t>
+            </w:r>
+          </w:p>
+          <w:p>
+            <w:r>
+              <w:rPr>
+                <w:sz w:val="20"/>
+              </w:rPr>
+              <w:t>L’offre est déposée en fichiers sur la plateforme : ni original ni copie sous support papier n’est demandé.</w:t>
+            </w:r>
+          </w:p>
+          <w:p>
+            <w:r>
+              <w:rPr>
+                <w:sz w:val="20"/>
+              </w:rPr>
+              <w:t>{{FINSI:B04-SE}}</w:t>
+            </w:r>
+          </w:p>
         </w:tc>
       </w:tr>
       <w:tr>
@@ -2027,6 +2131,14 @@
               <w:rPr>
                 <w:sz w:val="20"/>
               </w:rPr>
+              <w:t>{{SI:PAPIER}}</w:t>
+            </w:r>
+          </w:p>
+          <w:p>
+            <w:r>
+              <w:rPr>
+                <w:sz w:val="20"/>
+              </w:rPr>
               <w:t>Aux fins de remise des offres l’adresse de l’Autorité Contractante est la suivante :</w:t>
             </w:r>
           </w:p>
@@ -2051,6 +2163,38 @@
               <w:rPr>
                 <w:sz w:val="20"/>
               </w:rPr>
+              <w:t>{{FINSI:PAPIER}}</w:t>
+            </w:r>
+          </w:p>
+          <w:p>
+            <w:r>
+              <w:rPr>
+                <w:sz w:val="20"/>
+              </w:rPr>
+              <w:t>{{SI:B04-SE}}</w:t>
+            </w:r>
+          </w:p>
+          <w:p>
+            <w:r>
+              <w:rPr>
+                <w:sz w:val="20"/>
+              </w:rPr>
+              <w:t>Les offres sont déposées sur la plateforme de dépôt : {{B04-SE-02}}.</w:t>
+            </w:r>
+          </w:p>
+          <w:p>
+            <w:r>
+              <w:rPr>
+                <w:sz w:val="20"/>
+              </w:rPr>
+              <w:t>{{FINSI:B04-SE}}</w:t>
+            </w:r>
+          </w:p>
+          <w:p>
+            <w:r>
+              <w:rPr>
+                <w:sz w:val="20"/>
+              </w:rPr>
               <w:t>Les date et heure limites fixées pour la remise des offres sont les suivantes :</w:t>
             </w:r>
           </w:p>
@@ -2127,7 +2271,191 @@
               <w:rPr>
                 <w:sz w:val="20"/>
               </w:rPr>
-              <w:t>[[CLAUSE À FOURNIR PAR LE JURISTE : conditions et modalités de la remise électronique — plateforme ({{B04-SE-02}}), heure de référence ({{B04-SE-04}}), signature exigée ({{B04-SE-05}}), formats ({{B04-SE-07}}) et tailles admis ({{B04-SE-08}} Mo par fichier, {{B04-SE-09}} Mo par offre), ouverture électronique en séance seulement, assistance ({{B04-SE-14}}), indisponibilité et prorogation ({{B04-SE-12}} h, {{B04-SE-13}} jours ouvrables)]]</w:t>
+              <w:t>La remise électronique est le seul mode de remise des offres de la présente procédure d’appel d’offres : aucun pli sous support papier n’est reçu. Les offres sont déposées sur la plateforme de dépôt : {{B04-SE-02}}.</w:t>
+            </w:r>
+          </w:p>
+          <w:p>
+            <w:r>
+              <w:rPr>
+                <w:sz w:val="20"/>
+              </w:rPr>
+              <w:t>{{SI:SE-OUVERTURE}}</w:t>
+            </w:r>
+          </w:p>
+          <w:p>
+            <w:r>
+              <w:rPr>
+                <w:sz w:val="20"/>
+              </w:rPr>
+              <w:t>Les dépôts sont ouverts à compter du {{B04-SE-03}}.</w:t>
+            </w:r>
+          </w:p>
+          <w:p>
+            <w:r>
+              <w:rPr>
+                <w:sz w:val="20"/>
+              </w:rPr>
+              <w:t>{{FINSI:SE-OUVERTURE}}</w:t>
+            </w:r>
+          </w:p>
+          <w:p>
+            <w:r>
+              <w:rPr>
+                <w:sz w:val="20"/>
+              </w:rPr>
+              <w:t>Les dates et heures de la procédure s’entendent selon l’heure de référence suivante : {{B04-SE-04}}. Seule l’heure de la plateforme fait foi : une offre dont le dépôt n’est pas achevé à la date et à l’heure limites n’est pas recevable.</w:t>
+            </w:r>
+          </w:p>
+          <w:p>
+            <w:r>
+              <w:rPr>
+                <w:sz w:val="20"/>
+              </w:rPr>
+              <w:t>Niveau de signature électronique exigé : {{B04-SE-05}}.</w:t>
+            </w:r>
+          </w:p>
+          <w:p>
+            <w:r>
+              <w:rPr>
+                <w:sz w:val="20"/>
+              </w:rPr>
+              <w:t>{{SI:SE-PRESTATAIRES}}</w:t>
+            </w:r>
+          </w:p>
+          <w:p>
+            <w:r>
+              <w:rPr>
+                <w:sz w:val="20"/>
+              </w:rPr>
+              <w:t>Prestataires de certification acceptés : {{B04-SE-06}}.</w:t>
+            </w:r>
+          </w:p>
+          <w:p>
+            <w:r>
+              <w:rPr>
+                <w:sz w:val="20"/>
+              </w:rPr>
+              <w:t>{{FINSI:SE-PRESTATAIRES}}</w:t>
+            </w:r>
+          </w:p>
+          <w:p>
+            <w:r>
+              <w:rPr>
+                <w:sz w:val="20"/>
+              </w:rPr>
+              <w:t>Les fichiers sont déposés aux formats suivants : {{B04-SE-07}}, dans la limite de {{B04-SE-08}} Mo par fichier et de {{B04-SE-09}} Mo par offre.</w:t>
+            </w:r>
+          </w:p>
+          <w:p>
+            <w:r>
+              <w:rPr>
+                <w:sz w:val="20"/>
+              </w:rPr>
+              <w:t>{{SI:SE-REMPLACEMENT}}</w:t>
+            </w:r>
+          </w:p>
+          <w:p>
+            <w:r>
+              <w:rPr>
+                <w:sz w:val="20"/>
+              </w:rPr>
+              <w:t>Jusqu’à la date et à l’heure limites, le candidat peut remplacer ou retirer son offre sur la plateforme ; seul son dernier dépôt est ouvert.</w:t>
+            </w:r>
+          </w:p>
+          <w:p>
+            <w:r>
+              <w:rPr>
+                <w:sz w:val="20"/>
+              </w:rPr>
+              <w:t>{{FINSI:SE-REMPLACEMENT}}</w:t>
+            </w:r>
+          </w:p>
+          <w:p>
+            <w:r>
+              <w:rPr>
+                <w:sz w:val="20"/>
+              </w:rPr>
+              <w:t>{{SI:SE-SANS-REMPLACEMENT}}</w:t>
+            </w:r>
+          </w:p>
+          <w:p>
+            <w:r>
+              <w:rPr>
+                <w:sz w:val="20"/>
+              </w:rPr>
+              <w:t>Une offre déposée ne peut être ni remplacée ni retirée.</w:t>
+            </w:r>
+          </w:p>
+          <w:p>
+            <w:r>
+              <w:rPr>
+                <w:sz w:val="20"/>
+              </w:rPr>
+              <w:t>{{FINSI:SE-SANS-REMPLACEMENT}}</w:t>
+            </w:r>
+          </w:p>
+          <w:p>
+            <w:r>
+              <w:rPr>
+                <w:sz w:val="20"/>
+              </w:rPr>
+              <w:t>{{SI:SE-SAUVEGARDE}}</w:t>
+            </w:r>
+          </w:p>
+          <w:p>
+            <w:r>
+              <w:rPr>
+                <w:sz w:val="20"/>
+              </w:rPr>
+              <w:t>Une copie de sauvegarde est admise sous la forme suivante : {{B04-SE-11}}.</w:t>
+            </w:r>
+          </w:p>
+          <w:p>
+            <w:r>
+              <w:rPr>
+                <w:sz w:val="20"/>
+              </w:rPr>
+              <w:t>{{FINSI:SE-SAUVEGARDE}}</w:t>
+            </w:r>
+          </w:p>
+          <w:p>
+            <w:r>
+              <w:rPr>
+                <w:sz w:val="20"/>
+              </w:rPr>
+              <w:t>Si la plateforme est indisponible pendant plus de {{B04-SE-12}} heures au cours des {{B04-SE-16}} heures qui précèdent la date limite de remise, cette date est prorogée de {{B04-SE-13}} jours ouvrables.</w:t>
+            </w:r>
+          </w:p>
+          <w:p>
+            <w:r>
+              <w:rPr>
+                <w:sz w:val="20"/>
+              </w:rPr>
+              <w:t>Assistance aux candidats : {{B04-SE-14}}.</w:t>
+            </w:r>
+          </w:p>
+          <w:p>
+            <w:r>
+              <w:rPr>
+                <w:sz w:val="20"/>
+              </w:rPr>
+              <w:t>{{SI:SE-ASSISTANCE-LIMITE}}</w:t>
+            </w:r>
+          </w:p>
+          <w:p>
+            <w:r>
+              <w:rPr>
+                <w:sz w:val="20"/>
+              </w:rPr>
+              <w:t>Les demandes d’assistance sont reçues jusqu’au {{B04-SE-15}}.</w:t>
+            </w:r>
+          </w:p>
+          <w:p>
+            <w:r>
+              <w:rPr>
+                <w:sz w:val="20"/>
+              </w:rPr>
+              <w:t>{{FINSI:SE-ASSISTANCE-LIMITE}}</w:t>
             </w:r>
           </w:p>
           <w:p>
@@ -2171,6 +2499,14 @@
               <w:rPr>
                 <w:sz w:val="20"/>
               </w:rPr>
+              <w:t>{{SI:PAPIER}}</w:t>
+            </w:r>
+          </w:p>
+          <w:p>
+            <w:r>
+              <w:rPr>
+                <w:sz w:val="20"/>
+              </w:rPr>
               <w:t>Lieu : {{B04-OP-01}}</w:t>
             </w:r>
           </w:p>
@@ -2180,6 +2516,142 @@
                 <w:sz w:val="20"/>
               </w:rPr>
               <w:t>Date et heure : les mêmes que la date et l’heure limites fixées pour la remise des offres</w:t>
+            </w:r>
+          </w:p>
+          <w:p>
+            <w:r>
+              <w:rPr>
+                <w:sz w:val="20"/>
+              </w:rPr>
+              <w:t>{{FINSI:PAPIER}}</w:t>
+            </w:r>
+          </w:p>
+          <w:p>
+            <w:r>
+              <w:rPr>
+                <w:sz w:val="20"/>
+              </w:rPr>
+              <w:t>{{SI:B04-SE}}</w:t>
+            </w:r>
+          </w:p>
+          <w:p>
+            <w:r>
+              <w:rPr>
+                <w:sz w:val="20"/>
+              </w:rPr>
+              <w:t>Les offres déposées sur la plateforme sont ouvertes en séance, après la date et l’heure limites fixées pour la remise des offres.</w:t>
+            </w:r>
+          </w:p>
+          <w:p>
+            <w:r>
+              <w:rPr>
+                <w:sz w:val="20"/>
+              </w:rPr>
+              <w:t>{{SI:OP-DELAI}}</w:t>
+            </w:r>
+          </w:p>
+          <w:p>
+            <w:r>
+              <w:rPr>
+                <w:sz w:val="20"/>
+              </w:rPr>
+              <w:t>La séance d’ouverture se tient {{B04-OP-12}} minutes après l’heure limite de remise des offres.</w:t>
+            </w:r>
+          </w:p>
+          <w:p>
+            <w:r>
+              <w:rPr>
+                <w:sz w:val="20"/>
+              </w:rPr>
+              <w:t>{{FINSI:OP-DELAI}}</w:t>
+            </w:r>
+          </w:p>
+          <w:p>
+            <w:r>
+              <w:rPr>
+                <w:sz w:val="20"/>
+              </w:rPr>
+              <w:t>{{SI:OP-MODALITE}}</w:t>
+            </w:r>
+          </w:p>
+          <w:p>
+            <w:r>
+              <w:rPr>
+                <w:sz w:val="20"/>
+              </w:rPr>
+              <w:t>Modalité de la séance : {{B04-OP-10}}.</w:t>
+            </w:r>
+          </w:p>
+          <w:p>
+            <w:r>
+              <w:rPr>
+                <w:sz w:val="20"/>
+              </w:rPr>
+              <w:t>{{FINSI:OP-MODALITE}}</w:t>
+            </w:r>
+          </w:p>
+          <w:p>
+            <w:r>
+              <w:rPr>
+                <w:sz w:val="20"/>
+              </w:rPr>
+              <w:t>{{SI:OP-LIEN}}</w:t>
+            </w:r>
+          </w:p>
+          <w:p>
+            <w:r>
+              <w:rPr>
+                <w:sz w:val="20"/>
+              </w:rPr>
+              <w:t>Les soumissionnaires peuvent suivre la séance à l’adresse suivante : {{B04-OP-11}}.</w:t>
+            </w:r>
+          </w:p>
+          <w:p>
+            <w:r>
+              <w:rPr>
+                <w:sz w:val="20"/>
+              </w:rPr>
+              <w:t>{{FINSI:OP-LIEN}}</w:t>
+            </w:r>
+          </w:p>
+          <w:p>
+            <w:r>
+              <w:rPr>
+                <w:sz w:val="20"/>
+              </w:rPr>
+              <w:t>{{SI:OP-PV}}</w:t>
+            </w:r>
+          </w:p>
+          <w:p>
+            <w:r>
+              <w:rPr>
+                <w:sz w:val="20"/>
+              </w:rPr>
+              <w:t>Le procès-verbal de la séance est publié sur la plateforme.</w:t>
+            </w:r>
+          </w:p>
+          <w:p>
+            <w:r>
+              <w:rPr>
+                <w:sz w:val="20"/>
+              </w:rPr>
+              <w:t>{{FINSI:OP-PV}}</w:t>
+            </w:r>
+          </w:p>
+          <w:p>
+            <w:r>
+              <w:rPr>
+                <w:sz w:val="20"/>
+              </w:rPr>
+              <w:t>Lieu de la séance, lorsqu’elle se tient en présentiel : {{B04-OP-01}}</w:t>
+            </w:r>
+          </w:p>
+          <w:p>
+            <w:r>
+              <w:rPr>
+                <w:sz w:val="20"/>
+              </w:rPr>
+              <w:t>{{FINSI:B04-SE}}</w:t>
             </w:r>
           </w:p>
         </w:tc>
